--- a/corpus/docx/level-020/template.docx
+++ b/corpus/docx/level-020/template.docx
@@ -15,185 +15,185 @@
         <w:t xml:space="preserve">{</w:t>
       </w:r>
       <w:r>
+        <w:t xml:space="preserve">d</w:t>
+      </w:r>
+      <w:r>
+        <w:t xml:space="preserve">.</w:t>
+      </w:r>
+      <w:r>
+        <w:t xml:space="preserve">t</w:t>
+      </w:r>
+      <w:r>
+        <w:t xml:space="preserve">i</w:t>
+      </w:r>
+      <w:r>
+        <w:t xml:space="preserve">t</w:t>
+      </w:r>
+      <w:r>
+        <w:t xml:space="preserve">l</w:t>
+      </w:r>
+      <w:r>
+        <w:t xml:space="preserve">e</w:t>
+      </w:r>
+      <w:r>
+        <w:t xml:space="preserve">}</w:t>
+      </w:r>
+    </w:p>
+    <w:p>
+      <w:r>
         <w:t xml:space="preserve">{</w:t>
       </w:r>
       <w:r>
+        <w:t xml:space="preserve">d</w:t>
+      </w:r>
+      <w:r>
+        <w:t xml:space="preserve">.</w:t>
+      </w:r>
+      <w:r>
+        <w:t xml:space="preserve">c</w:t>
+      </w:r>
+      <w:r>
+        <w:t xml:space="preserve">us</w:t>
+      </w:r>
+      <w:r>
         <w:t xml:space="preserve">t</w:t>
       </w:r>
       <w:r>
+        <w:t xml:space="preserve">o</w:t>
+      </w:r>
+      <w:r>
+        <w:t xml:space="preserve">m</w:t>
+      </w:r>
+      <w:r>
+        <w:t xml:space="preserve">e</w:t>
+      </w:r>
+      <w:r>
+        <w:t xml:space="preserve">r}</w:t>
+      </w:r>
+    </w:p>
+    <w:p>
+      <w:r>
+        <w:t xml:space="preserve">{</w:t>
+      </w:r>
+      <w:r>
+        <w:t xml:space="preserve">d</w:t>
+      </w:r>
+      <w:r>
+        <w:t xml:space="preserve">.</w:t>
+      </w:r>
+      <w:r>
+        <w:t xml:space="preserve">s</w:t>
+      </w:r>
+      <w:r>
+        <w:t xml:space="preserve">p</w:t>
+      </w:r>
+      <w:r>
+        <w:t xml:space="preserve">a</w:t>
+      </w:r>
+      <w:r>
+        <w:t xml:space="preserve">c</w:t>
+      </w:r>
+      <w:r>
+        <w:t xml:space="preserve">e</w:t>
+      </w:r>
+      <w:r>
+        <w:t xml:space="preserve">d</w:t>
+      </w:r>
+      <w:r>
+        <w:t xml:space="preserve">}</w:t>
+      </w:r>
+    </w:p>
+    <w:p>
+      <w:r>
+        <w:t xml:space="preserve">{</w:t>
+      </w:r>
+      <w:r>
+        <w:t xml:space="preserve">d</w:t>
+      </w:r>
+      <w:r>
+        <w:t xml:space="preserve">.</w:t>
+      </w:r>
+      <w:r>
+        <w:t xml:space="preserve">l</w:t>
+      </w:r>
+      <w:r>
         <w:t xml:space="preserve">i</w:t>
       </w:r>
       <w:r>
         <w:t xml:space="preserve">t</w:t>
       </w:r>
       <w:r>
+        <w:t xml:space="preserve">e</w:t>
+      </w:r>
+      <w:r>
+        <w:t xml:space="preserve">r</w:t>
+      </w:r>
+      <w:r>
+        <w:t xml:space="preserve">a</w:t>
+      </w:r>
+      <w:r>
+        <w:t xml:space="preserve">l}</w:t>
+      </w:r>
+    </w:p>
+    <w:p>
+      <w:r>
+        <w:t xml:space="preserve">{</w:t>
+      </w:r>
+      <w:r>
+        <w:t xml:space="preserve">d</w:t>
+      </w:r>
+      <w:r>
+        <w:t xml:space="preserve">.</w:t>
+      </w:r>
+      <w:r>
+        <w:t xml:space="preserve">c</w:t>
+      </w:r>
+      <w:r>
+        <w:t xml:space="preserve">o</w:t>
+      </w:r>
+      <w:r>
+        <w:t xml:space="preserve">u</w:t>
+      </w:r>
+      <w:r>
+        <w:t xml:space="preserve">n</w:t>
+      </w:r>
+      <w:r>
+        <w:t xml:space="preserve">t</w:t>
+      </w:r>
+      <w:r>
+        <w:t xml:space="preserve">}</w:t>
+      </w:r>
+    </w:p>
+    <w:p>
+      <w:r>
+        <w:t xml:space="preserve">{</w:t>
+      </w:r>
+      <w:r>
+        <w:t xml:space="preserve">d</w:t>
+      </w:r>
+      <w:r>
+        <w:t xml:space="preserve">.</w:t>
+      </w:r>
+      <w:r>
+        <w:t xml:space="preserve">e</w:t>
+      </w:r>
+      <w:r>
+        <w:t xml:space="preserve">n</w:t>
+      </w:r>
+      <w:r>
+        <w:t xml:space="preserve">a</w:t>
+      </w:r>
+      <w:r>
+        <w:t xml:space="preserve">b</w:t>
+      </w:r>
+      <w:r>
         <w:t xml:space="preserve">l</w:t>
       </w:r>
       <w:r>
         <w:t xml:space="preserve">e</w:t>
       </w:r>
       <w:r>
-        <w:t xml:space="preserve">}</w:t>
-      </w:r>
-      <w:r>
-        <w:t xml:space="preserve">}</w:t>
-      </w:r>
-    </w:p>
-    <w:p>
-      <w:r>
-        <w:t xml:space="preserve">{</w:t>
-      </w:r>
-      <w:r>
-        <w:t xml:space="preserve">{</w:t>
-      </w:r>
-      <w:r>
-        <w:t xml:space="preserve">c</w:t>
-      </w:r>
-      <w:r>
-        <w:t xml:space="preserve">u</w:t>
-      </w:r>
-      <w:r>
-        <w:t xml:space="preserve">st</w:t>
-      </w:r>
-      <w:r>
-        <w:t xml:space="preserve">o</w:t>
-      </w:r>
-      <w:r>
-        <w:t xml:space="preserve">m</w:t>
-      </w:r>
-      <w:r>
-        <w:t xml:space="preserve">e</w:t>
-      </w:r>
-      <w:r>
-        <w:t xml:space="preserve">r</w:t>
-      </w:r>
-      <w:r>
-        <w:t xml:space="preserve">}}</w:t>
-      </w:r>
-    </w:p>
-    <w:p>
-      <w:r>
-        <w:t xml:space="preserve">{</w:t>
-      </w:r>
-      <w:r>
-        <w:t xml:space="preserve">{</w:t>
-      </w:r>
-      <w:r>
-        <w:t xml:space="preserve">s</w:t>
-      </w:r>
-      <w:r>
-        <w:t xml:space="preserve">p</w:t>
-      </w:r>
-      <w:r>
-        <w:t xml:space="preserve">a</w:t>
-      </w:r>
-      <w:r>
-        <w:t xml:space="preserve">c</w:t>
-      </w:r>
-      <w:r>
-        <w:t xml:space="preserve">e</w:t>
-      </w:r>
-      <w:r>
-        <w:t xml:space="preserve">d</w:t>
-      </w:r>
-      <w:r>
-        <w:t xml:space="preserve">}</w:t>
-      </w:r>
-      <w:r>
-        <w:t xml:space="preserve">}</w:t>
-      </w:r>
-    </w:p>
-    <w:p>
-      <w:r>
-        <w:t xml:space="preserve">{</w:t>
-      </w:r>
-      <w:r>
-        <w:t xml:space="preserve">{</w:t>
-      </w:r>
-      <w:r>
-        <w:t xml:space="preserve">l</w:t>
-      </w:r>
-      <w:r>
-        <w:t xml:space="preserve">i</w:t>
-      </w:r>
-      <w:r>
-        <w:t xml:space="preserve">t</w:t>
-      </w:r>
-      <w:r>
-        <w:t xml:space="preserve">e</w:t>
-      </w:r>
-      <w:r>
-        <w:t xml:space="preserve">r</w:t>
-      </w:r>
-      <w:r>
-        <w:t xml:space="preserve">a</w:t>
-      </w:r>
-      <w:r>
-        <w:t xml:space="preserve">l</w:t>
-      </w:r>
-      <w:r>
-        <w:t xml:space="preserve">}}</w:t>
-      </w:r>
-    </w:p>
-    <w:p>
-      <w:r>
-        <w:t xml:space="preserve">{</w:t>
-      </w:r>
-      <w:r>
-        <w:t xml:space="preserve">{</w:t>
-      </w:r>
-      <w:r>
-        <w:t xml:space="preserve">c</w:t>
-      </w:r>
-      <w:r>
-        <w:t xml:space="preserve">o</w:t>
-      </w:r>
-      <w:r>
-        <w:t xml:space="preserve">u</w:t>
-      </w:r>
-      <w:r>
-        <w:t xml:space="preserve">n</w:t>
-      </w:r>
-      <w:r>
-        <w:t xml:space="preserve">t</w:t>
-      </w:r>
-      <w:r>
-        <w:t xml:space="preserve">}</w:t>
-      </w:r>
-      <w:r>
-        <w:t xml:space="preserve">}</w:t>
-      </w:r>
-    </w:p>
-    <w:p>
-      <w:r>
-        <w:t xml:space="preserve">{</w:t>
-      </w:r>
-      <w:r>
-        <w:t xml:space="preserve">{</w:t>
-      </w:r>
-      <w:r>
-        <w:t xml:space="preserve">e</w:t>
-      </w:r>
-      <w:r>
-        <w:t xml:space="preserve">n</w:t>
-      </w:r>
-      <w:r>
-        <w:t xml:space="preserve">a</w:t>
-      </w:r>
-      <w:r>
-        <w:t xml:space="preserve">b</w:t>
-      </w:r>
-      <w:r>
-        <w:t xml:space="preserve">l</w:t>
-      </w:r>
-      <w:r>
-        <w:t xml:space="preserve">e</w:t>
-      </w:r>
-      <w:r>
-        <w:t xml:space="preserve">d</w:t>
-      </w:r>
-      <w:r>
-        <w:t xml:space="preserve">}}</w:t>
+        <w:t xml:space="preserve">d}</w:t>
       </w:r>
     </w:p>
     <w:p>
@@ -201,7 +201,7 @@
         <w:drawing>
           <wp:inline distT="0" distB="0" distL="0" distR="0">
             <wp:extent cx="914400" cy="609600"/>
-            <wp:docPr id="1" name="Picture 1" descr="{{image:red}}"/>
+            <wp:docPr id="1" name="Picture 1" descr="{d.red}"/>
             <a:graphic>
               <a:graphicData uri="http://schemas.openxmlformats.org/drawingml/2006/picture">
                 <pic:pic>
@@ -236,7 +236,7 @@
         <w:drawing>
           <wp:inline distT="0" distB="0" distL="0" distR="0">
             <wp:extent cx="960120" cy="609600"/>
-            <wp:docPr id="2" name="Picture 2" descr="{{image:blue}}"/>
+            <wp:docPr id="2" name="Picture 2" descr="{d.blue}"/>
             <a:graphic>
               <a:graphicData uri="http://schemas.openxmlformats.org/drawingml/2006/picture">
                 <pic:pic>
@@ -271,7 +271,7 @@
         <w:drawing>
           <wp:inline distT="0" distB="0" distL="0" distR="0">
             <wp:extent cx="1005840" cy="609600"/>
-            <wp:docPr id="3" name="Picture 3" descr="{{image:red}}"/>
+            <wp:docPr id="3" name="Picture 3" descr="{d.red}"/>
             <a:graphic>
               <a:graphicData uri="http://schemas.openxmlformats.org/drawingml/2006/picture">
                 <pic:pic>
@@ -306,7 +306,7 @@
         <w:drawing>
           <wp:inline distT="0" distB="0" distL="0" distR="0">
             <wp:extent cx="1051560" cy="609600"/>
-            <wp:docPr id="4" name="Picture 4" descr="{{image:blue}}"/>
+            <wp:docPr id="4" name="Picture 4" descr="{d.blue}"/>
             <a:graphic>
               <a:graphicData uri="http://schemas.openxmlformats.org/drawingml/2006/picture">
                 <pic:pic>
@@ -341,7 +341,7 @@
         <w:drawing>
           <wp:inline distT="0" distB="0" distL="0" distR="0">
             <wp:extent cx="1097280" cy="609600"/>
-            <wp:docPr id="5" name="Picture 5" descr="{{image:red}}"/>
+            <wp:docPr id="5" name="Picture 5" descr="{d.red}"/>
             <a:graphic>
               <a:graphicData uri="http://schemas.openxmlformats.org/drawingml/2006/picture">
                 <pic:pic>
@@ -376,7 +376,7 @@
         <w:drawing>
           <wp:inline distT="0" distB="0" distL="0" distR="0">
             <wp:extent cx="1143000" cy="609600"/>
-            <wp:docPr id="6" name="Picture 6" descr="{{image:blue}}"/>
+            <wp:docPr id="6" name="Picture 6" descr="{d.blue}"/>
             <a:graphic>
               <a:graphicData uri="http://schemas.openxmlformats.org/drawingml/2006/picture">
                 <pic:pic>
@@ -411,7 +411,7 @@
         <w:drawing>
           <wp:inline distT="0" distB="0" distL="0" distR="0">
             <wp:extent cx="1188720" cy="609600"/>
-            <wp:docPr id="7" name="Picture 7" descr="{{image:red}}"/>
+            <wp:docPr id="7" name="Picture 7" descr="{d.red}"/>
             <a:graphic>
               <a:graphicData uri="http://schemas.openxmlformats.org/drawingml/2006/picture">
                 <pic:pic>
@@ -446,7 +446,7 @@
         <w:drawing>
           <wp:inline distT="0" distB="0" distL="0" distR="0">
             <wp:extent cx="1234440" cy="609600"/>
-            <wp:docPr id="8" name="Picture 8" descr="{{image:blue}}"/>
+            <wp:docPr id="8" name="Picture 8" descr="{d.blue}"/>
             <a:graphic>
               <a:graphicData uri="http://schemas.openxmlformats.org/drawingml/2006/picture">
                 <pic:pic>
@@ -481,7 +481,7 @@
         <w:drawing>
           <wp:inline distT="0" distB="0" distL="0" distR="0">
             <wp:extent cx="1280160" cy="609600"/>
-            <wp:docPr id="9" name="Picture 9" descr="{{image:red}}"/>
+            <wp:docPr id="9" name="Picture 9" descr="{d.red}"/>
             <a:graphic>
               <a:graphicData uri="http://schemas.openxmlformats.org/drawingml/2006/picture">
                 <pic:pic>
@@ -516,7 +516,7 @@
         <w:drawing>
           <wp:inline distT="0" distB="0" distL="0" distR="0">
             <wp:extent cx="1325880" cy="609600"/>
-            <wp:docPr id="10" name="Picture 10" descr="{{image:blue}}"/>
+            <wp:docPr id="10" name="Picture 10" descr="{d.blue}"/>
             <a:graphic>
               <a:graphicData uri="http://schemas.openxmlformats.org/drawingml/2006/picture">
                 <pic:pic>
